--- a/mokdong2/2fin/word/md2s2_L5_reading_check_exam.docx
+++ b/mokdong2/2fin/word/md2s2_L5_reading_check_exam.docx
@@ -4622,7 +4622,7 @@
           <w:sz w:val="20"/>
           <w:u w:val="none"/>
         </w:rPr>
-        <w:t xml:space="preserve"> ( they / think / he / wants / us / to / take / taking / better / care / of / it )</w:t>
+        <w:t xml:space="preserve"> ( better / take / he / taking / us / they / it / wants / of / care / to / think )</w:t>
       </w:r>
       <w:r>
         <w:br/>
@@ -4703,7 +4703,7 @@
           <w:sz w:val="20"/>
           <w:u w:val="none"/>
         </w:rPr>
-        <w:t xml:space="preserve"> ( Wilson / is / well / known / for / painting / to paint / pictures / on / gum / that / people / drop / on the street )</w:t>
+        <w:t xml:space="preserve"> ( to paint / on the street / is / painting / known / Wilson / drop / that / for / people / gum / pictures / on / well )</w:t>
       </w:r>
       <w:r>
         <w:br/>
@@ -4784,7 +4784,7 @@
           <w:sz w:val="20"/>
           <w:u w:val="none"/>
         </w:rPr>
-        <w:t xml:space="preserve"> ( the place / that / what / we / are / going / to / visit / is / Shoreditch )</w:t>
+        <w:t xml:space="preserve"> ( we / to / is / visit / Shoreditch / going / are / what / the place / that )</w:t>
       </w:r>
       <w:r>
         <w:br/>

--- a/mokdong2/2fin/word/md2s2_L5_reading_check_exam.docx
+++ b/mokdong2/2fin/word/md2s2_L5_reading_check_exam.docx
@@ -19,10 +19,10 @@
     </w:p>
     <w:p>
       <w:pPr>
-        <w:spacing w:after="80"/>
         <w:pBdr>
           <w:bottom w:val="single" w:sz="8" w:space="2" w:color="1F3864"/>
         </w:pBdr>
+        <w:spacing w:after="80"/>
       </w:pPr>
       <w:r>
         <w:rPr>
@@ -99,9 +99,9 @@
     </w:p>
     <w:p>
       <w:pPr>
+        <w:shd w:val="clear" w:color="auto" w:fill="F1F4F9"/>
         <w:spacing w:after="30"/>
         <w:ind w:left="85"/>
-        <w:shd w:val="clear" w:color="auto" w:fill="F1F4F9"/>
       </w:pPr>
       <w:r>
         <w:rPr>
@@ -694,9 +694,9 @@
     </w:p>
     <w:p>
       <w:pPr>
+        <w:shd w:val="clear" w:color="auto" w:fill="F1F4F9"/>
         <w:spacing w:after="30"/>
         <w:ind w:left="85"/>
-        <w:shd w:val="clear" w:color="auto" w:fill="F1F4F9"/>
       </w:pPr>
       <w:r>
         <w:rPr>
@@ -1286,9 +1286,9 @@
     </w:p>
     <w:p>
       <w:pPr>
+        <w:shd w:val="clear" w:color="auto" w:fill="F1F4F9"/>
         <w:spacing w:after="30"/>
         <w:ind w:left="85"/>
-        <w:shd w:val="clear" w:color="auto" w:fill="F1F4F9"/>
       </w:pPr>
       <w:r>
         <w:rPr>
@@ -2025,9 +2025,9 @@
     </w:p>
     <w:p>
       <w:pPr>
+        <w:shd w:val="clear" w:color="auto" w:fill="F1F4F9"/>
         <w:spacing w:after="30"/>
         <w:ind w:left="85"/>
-        <w:shd w:val="clear" w:color="auto" w:fill="F1F4F9"/>
       </w:pPr>
       <w:r>
         <w:rPr>
@@ -2650,9 +2650,9 @@
     </w:p>
     <w:p>
       <w:pPr>
+        <w:shd w:val="clear" w:color="auto" w:fill="F1F4F9"/>
         <w:spacing w:after="30"/>
         <w:ind w:left="85"/>
-        <w:shd w:val="clear" w:color="auto" w:fill="F1F4F9"/>
       </w:pPr>
       <w:r>
         <w:rPr>
@@ -3233,9 +3233,9 @@
     </w:p>
     <w:p>
       <w:pPr>
+        <w:shd w:val="clear" w:color="auto" w:fill="F1F4F9"/>
         <w:spacing w:after="30"/>
         <w:ind w:left="85"/>
-        <w:shd w:val="clear" w:color="auto" w:fill="F1F4F9"/>
       </w:pPr>
       <w:r>
         <w:rPr>
@@ -3563,9 +3563,9 @@
     </w:p>
     <w:p>
       <w:pPr>
+        <w:shd w:val="clear" w:color="auto" w:fill="F1F4F9"/>
         <w:spacing w:after="30"/>
         <w:ind w:left="85"/>
-        <w:shd w:val="clear" w:color="auto" w:fill="F1F4F9"/>
       </w:pPr>
       <w:r>
         <w:rPr>
@@ -3777,9 +3777,9 @@
     </w:p>
     <w:p>
       <w:pPr>
+        <w:shd w:val="clear" w:color="auto" w:fill="F1F4F9"/>
         <w:spacing w:after="30"/>
         <w:ind w:left="85"/>
-        <w:shd w:val="clear" w:color="auto" w:fill="F1F4F9"/>
       </w:pPr>
       <w:r>
         <w:rPr>
@@ -4042,9 +4042,9 @@
     </w:p>
     <w:p>
       <w:pPr>
+        <w:shd w:val="clear" w:color="auto" w:fill="F1F4F9"/>
         <w:spacing w:after="30"/>
         <w:ind w:left="85"/>
-        <w:shd w:val="clear" w:color="auto" w:fill="F1F4F9"/>
       </w:pPr>
       <w:r>
         <w:rPr>
@@ -4376,9 +4376,9 @@
     </w:p>
     <w:p>
       <w:pPr>
+        <w:shd w:val="clear" w:color="auto" w:fill="F1F4F9"/>
         <w:spacing w:after="30"/>
         <w:ind w:left="85"/>
-        <w:shd w:val="clear" w:color="auto" w:fill="F1F4F9"/>
       </w:pPr>
       <w:r>
         <w:rPr>
@@ -4599,9 +4599,9 @@
     </w:p>
     <w:p>
       <w:pPr>
+        <w:shd w:val="clear" w:color="auto" w:fill="F1F4F9"/>
         <w:spacing w:after="30"/>
         <w:ind w:left="85"/>
-        <w:shd w:val="clear" w:color="auto" w:fill="F1F4F9"/>
       </w:pPr>
       <w:r>
         <w:rPr>
@@ -4906,9 +4906,9 @@
     </w:p>
     <w:p>
       <w:pPr>
+        <w:shd w:val="clear" w:color="auto" w:fill="F1F4F9"/>
         <w:spacing w:after="30"/>
         <w:ind w:left="85"/>
-        <w:shd w:val="clear" w:color="auto" w:fill="F1F4F9"/>
       </w:pPr>
       <w:r>
         <w:rPr>
@@ -5104,9 +5104,9 @@
     </w:p>
     <w:p>
       <w:pPr>
+        <w:shd w:val="clear" w:color="auto" w:fill="F1F4F9"/>
         <w:spacing w:after="30"/>
         <w:ind w:left="85"/>
-        <w:shd w:val="clear" w:color="auto" w:fill="F1F4F9"/>
       </w:pPr>
       <w:r>
         <w:rPr>
@@ -5327,9 +5327,9 @@
     </w:p>
     <w:p>
       <w:pPr>
+        <w:shd w:val="clear" w:color="auto" w:fill="F1F4F9"/>
         <w:spacing w:after="30"/>
         <w:ind w:left="85"/>
-        <w:shd w:val="clear" w:color="auto" w:fill="F1F4F9"/>
       </w:pPr>
       <w:r>
         <w:rPr>
@@ -5643,9 +5643,9 @@
     </w:p>
     <w:p>
       <w:pPr>
+        <w:shd w:val="clear" w:color="auto" w:fill="F1F4F9"/>
         <w:spacing w:after="30"/>
         <w:ind w:left="85"/>
-        <w:shd w:val="clear" w:color="auto" w:fill="F1F4F9"/>
       </w:pPr>
       <w:r>
         <w:rPr>
@@ -5764,9 +5764,9 @@
     </w:p>
     <w:p>
       <w:pPr>
+        <w:shd w:val="clear" w:color="auto" w:fill="F1F4F9"/>
         <w:spacing w:after="30"/>
         <w:ind w:left="85"/>
-        <w:shd w:val="clear" w:color="auto" w:fill="F1F4F9"/>
       </w:pPr>
       <w:r>
         <w:rPr>
@@ -6020,9 +6020,9 @@
     </w:p>
     <w:p>
       <w:pPr>
+        <w:shd w:val="clear" w:color="auto" w:fill="F1F4F9"/>
         <w:spacing w:after="30"/>
         <w:ind w:left="85"/>
-        <w:shd w:val="clear" w:color="auto" w:fill="F1F4F9"/>
       </w:pPr>
       <w:r>
         <w:rPr>
@@ -6238,8 +6238,8 @@
           <w:type w:val="continuous"/>
           <w:pgSz w:w="11906" w:h="16838"/>
           <w:pgMar w:top="680" w:right="794" w:bottom="624" w:left="794" w:header="720" w:footer="720" w:gutter="0"/>
+          <w:cols w:num="2" w:space="396" w:sep="1"/>
           <w:docGrid w:linePitch="360"/>
-          <w:cols w:num="2" w:space="396" w:sep="1"/>
         </w:sectPr>
       </w:pPr>
     </w:p>
@@ -6749,8 +6749,8 @@
     <w:sectPr>
       <w:pgSz w:w="11906" w:h="16838"/>
       <w:pgMar w:top="680" w:right="794" w:bottom="624" w:left="794" w:header="720" w:footer="720" w:gutter="0"/>
+      <w:cols w:num="1" w:space="396"/>
       <w:docGrid w:linePitch="360"/>
-      <w:cols w:num="1" w:space="396"/>
     </w:sectPr>
   </w:body>
 </w:document>

--- a/mokdong2/2fin/word/md2s2_L5_reading_check_exam.docx
+++ b/mokdong2/2fin/word/md2s2_L5_reading_check_exam.docx
@@ -19,10 +19,10 @@
     </w:p>
     <w:p>
       <w:pPr>
+        <w:spacing w:after="80"/>
         <w:pBdr>
           <w:bottom w:val="single" w:sz="8" w:space="2" w:color="1F3864"/>
         </w:pBdr>
-        <w:spacing w:after="80"/>
       </w:pPr>
       <w:r>
         <w:rPr>
@@ -99,9 +99,9 @@
     </w:p>
     <w:p>
       <w:pPr>
-        <w:shd w:val="clear" w:color="auto" w:fill="F1F4F9"/>
         <w:spacing w:after="30"/>
         <w:ind w:left="85"/>
+        <w:shd w:val="clear" w:color="auto" w:fill="F1F4F9"/>
       </w:pPr>
       <w:r>
         <w:rPr>
@@ -694,9 +694,9 @@
     </w:p>
     <w:p>
       <w:pPr>
-        <w:shd w:val="clear" w:color="auto" w:fill="F1F4F9"/>
         <w:spacing w:after="30"/>
         <w:ind w:left="85"/>
+        <w:shd w:val="clear" w:color="auto" w:fill="F1F4F9"/>
       </w:pPr>
       <w:r>
         <w:rPr>
@@ -1286,9 +1286,9 @@
     </w:p>
     <w:p>
       <w:pPr>
-        <w:shd w:val="clear" w:color="auto" w:fill="F1F4F9"/>
         <w:spacing w:after="30"/>
         <w:ind w:left="85"/>
+        <w:shd w:val="clear" w:color="auto" w:fill="F1F4F9"/>
       </w:pPr>
       <w:r>
         <w:rPr>
@@ -2025,9 +2025,9 @@
     </w:p>
     <w:p>
       <w:pPr>
-        <w:shd w:val="clear" w:color="auto" w:fill="F1F4F9"/>
         <w:spacing w:after="30"/>
         <w:ind w:left="85"/>
+        <w:shd w:val="clear" w:color="auto" w:fill="F1F4F9"/>
       </w:pPr>
       <w:r>
         <w:rPr>
@@ -2650,9 +2650,9 @@
     </w:p>
     <w:p>
       <w:pPr>
-        <w:shd w:val="clear" w:color="auto" w:fill="F1F4F9"/>
         <w:spacing w:after="30"/>
         <w:ind w:left="85"/>
+        <w:shd w:val="clear" w:color="auto" w:fill="F1F4F9"/>
       </w:pPr>
       <w:r>
         <w:rPr>
@@ -3233,9 +3233,9 @@
     </w:p>
     <w:p>
       <w:pPr>
-        <w:shd w:val="clear" w:color="auto" w:fill="F1F4F9"/>
         <w:spacing w:after="30"/>
         <w:ind w:left="85"/>
+        <w:shd w:val="clear" w:color="auto" w:fill="F1F4F9"/>
       </w:pPr>
       <w:r>
         <w:rPr>
@@ -3563,9 +3563,9 @@
     </w:p>
     <w:p>
       <w:pPr>
-        <w:shd w:val="clear" w:color="auto" w:fill="F1F4F9"/>
         <w:spacing w:after="30"/>
         <w:ind w:left="85"/>
+        <w:shd w:val="clear" w:color="auto" w:fill="F1F4F9"/>
       </w:pPr>
       <w:r>
         <w:rPr>
@@ -3777,9 +3777,9 @@
     </w:p>
     <w:p>
       <w:pPr>
-        <w:shd w:val="clear" w:color="auto" w:fill="F1F4F9"/>
         <w:spacing w:after="30"/>
         <w:ind w:left="85"/>
+        <w:shd w:val="clear" w:color="auto" w:fill="F1F4F9"/>
       </w:pPr>
       <w:r>
         <w:rPr>
@@ -4042,9 +4042,9 @@
     </w:p>
     <w:p>
       <w:pPr>
-        <w:shd w:val="clear" w:color="auto" w:fill="F1F4F9"/>
         <w:spacing w:after="30"/>
         <w:ind w:left="85"/>
+        <w:shd w:val="clear" w:color="auto" w:fill="F1F4F9"/>
       </w:pPr>
       <w:r>
         <w:rPr>
@@ -4376,9 +4376,9 @@
     </w:p>
     <w:p>
       <w:pPr>
-        <w:shd w:val="clear" w:color="auto" w:fill="F1F4F9"/>
         <w:spacing w:after="30"/>
         <w:ind w:left="85"/>
+        <w:shd w:val="clear" w:color="auto" w:fill="F1F4F9"/>
       </w:pPr>
       <w:r>
         <w:rPr>
@@ -4599,9 +4599,9 @@
     </w:p>
     <w:p>
       <w:pPr>
-        <w:shd w:val="clear" w:color="auto" w:fill="F1F4F9"/>
         <w:spacing w:after="30"/>
         <w:ind w:left="85"/>
+        <w:shd w:val="clear" w:color="auto" w:fill="F1F4F9"/>
       </w:pPr>
       <w:r>
         <w:rPr>
@@ -4906,9 +4906,9 @@
     </w:p>
     <w:p>
       <w:pPr>
-        <w:shd w:val="clear" w:color="auto" w:fill="F1F4F9"/>
         <w:spacing w:after="30"/>
         <w:ind w:left="85"/>
+        <w:shd w:val="clear" w:color="auto" w:fill="F1F4F9"/>
       </w:pPr>
       <w:r>
         <w:rPr>
@@ -5104,9 +5104,9 @@
     </w:p>
     <w:p>
       <w:pPr>
-        <w:shd w:val="clear" w:color="auto" w:fill="F1F4F9"/>
         <w:spacing w:after="30"/>
         <w:ind w:left="85"/>
+        <w:shd w:val="clear" w:color="auto" w:fill="F1F4F9"/>
       </w:pPr>
       <w:r>
         <w:rPr>
@@ -5327,9 +5327,9 @@
     </w:p>
     <w:p>
       <w:pPr>
-        <w:shd w:val="clear" w:color="auto" w:fill="F1F4F9"/>
         <w:spacing w:after="30"/>
         <w:ind w:left="85"/>
+        <w:shd w:val="clear" w:color="auto" w:fill="F1F4F9"/>
       </w:pPr>
       <w:r>
         <w:rPr>
@@ -5643,9 +5643,9 @@
     </w:p>
     <w:p>
       <w:pPr>
-        <w:shd w:val="clear" w:color="auto" w:fill="F1F4F9"/>
         <w:spacing w:after="30"/>
         <w:ind w:left="85"/>
+        <w:shd w:val="clear" w:color="auto" w:fill="F1F4F9"/>
       </w:pPr>
       <w:r>
         <w:rPr>
@@ -5764,9 +5764,9 @@
     </w:p>
     <w:p>
       <w:pPr>
-        <w:shd w:val="clear" w:color="auto" w:fill="F1F4F9"/>
         <w:spacing w:after="30"/>
         <w:ind w:left="85"/>
+        <w:shd w:val="clear" w:color="auto" w:fill="F1F4F9"/>
       </w:pPr>
       <w:r>
         <w:rPr>
@@ -6015,14 +6015,14 @@
           <w:sz w:val="20"/>
           <w:u w:val="none"/>
         </w:rPr>
-        <w:t>다음 영영풀이에 해당하는 단어를 본문에서 찾아 쓰고, 각 단어의 첫 철자를 순서대로 조합해 숨은 단어를 완성한 뒤, 그 단어가 들어갈 본문 문장을 완성하시오. (표적: 영영풀이 2단계 철자 조합)</w:t>
+        <w:t>다음 영영풀이에 해당하는 단어를 쓰고, 각 단어의 첫 철자를 순서대로 조합해 숨은 단어를 완성한 뒤, 그 단어의 우리말 뜻을 쓰시오. (프린트 L5 Words 영영풀이 — 영영풀이 2단계 철자 조합)</w:t>
       </w:r>
     </w:p>
     <w:p>
       <w:pPr>
-        <w:shd w:val="clear" w:color="auto" w:fill="F1F4F9"/>
         <w:spacing w:after="30"/>
         <w:ind w:left="85"/>
+        <w:shd w:val="clear" w:color="auto" w:fill="F1F4F9"/>
       </w:pPr>
       <w:r>
         <w:rPr>
@@ -6031,7 +6031,7 @@
           <w:sz w:val="20"/>
           <w:u w:val="none"/>
         </w:rPr>
-        <w:t xml:space="preserve"> (1) a feeling of happiness or enjoyment → p</w:t>
+        <w:t xml:space="preserve"> (1) a. following the latest fashions in music and clothes → h</w:t>
       </w:r>
       <w:r>
         <w:rPr>
@@ -6061,7 +6061,7 @@
           <w:sz w:val="20"/>
           <w:u w:val="none"/>
         </w:rPr>
-        <w:t xml:space="preserve"> (2) a particular part of a place, city, or country → a</w:t>
+        <w:t xml:space="preserve"> (2) n. something made by an artist, like a drawing, painting, or sculpture → a</w:t>
       </w:r>
       <w:r>
         <w:rPr>
@@ -6091,7 +6091,7 @@
           <w:sz w:val="20"/>
           <w:u w:val="none"/>
         </w:rPr>
-        <w:t xml:space="preserve"> (3) in a way that involves many different countries → i</w:t>
+        <w:t xml:space="preserve"> (3) a. having no leaves → l</w:t>
       </w:r>
       <w:r>
         <w:rPr>
@@ -6121,7 +6121,7 @@
           <w:sz w:val="20"/>
           <w:u w:val="none"/>
         </w:rPr>
-        <w:t xml:space="preserve"> (4) all the plants, animals, and things in the world that are not made by people → n</w:t>
+        <w:t xml:space="preserve"> (4) a. full of life and energy → l</w:t>
       </w:r>
       <w:r>
         <w:rPr>
@@ -6151,16 +6151,7 @@
           <w:sz w:val="20"/>
           <w:u w:val="none"/>
         </w:rPr>
-        <w:t xml:space="preserve"> (5) very small → t</w:t>
-      </w:r>
-      <w:r>
-        <w:rPr>
-          <w:b/>
-          <w:i w:val="0"/>
-          <w:sz w:val="20"/>
-          <w:u w:val="none"/>
-        </w:rPr>
-        <w:t xml:space="preserve">(5) </w:t>
+        <w:t xml:space="preserve"> ▶ (1)~(4)의 첫 철자 = </w:t>
       </w:r>
       <w:r>
         <w:rPr>
@@ -6172,55 +6163,13 @@
         <w:t>__________</w:t>
       </w:r>
       <w:r>
-        <w:br/>
-      </w:r>
-      <w:r>
-        <w:rPr>
-          <w:b w:val="0"/>
-          <w:i w:val="0"/>
-          <w:sz w:val="20"/>
-          <w:u w:val="none"/>
-        </w:rPr>
-        <w:t xml:space="preserve"> ▶ (1)~(5)의 첫 철자 = </w:t>
-      </w:r>
-      <w:r>
-        <w:rPr>
-          <w:b w:val="0"/>
-          <w:i w:val="0"/>
-          <w:sz w:val="20"/>
-          <w:u w:val="none"/>
-        </w:rPr>
-        <w:t>__________</w:t>
-      </w:r>
-      <w:r>
-        <w:br/>
-      </w:r>
-      <w:r>
-        <w:rPr>
-          <w:b w:val="0"/>
-          <w:i w:val="0"/>
-          <w:sz w:val="20"/>
-          <w:u w:val="none"/>
-        </w:rPr>
-        <w:t xml:space="preserve"> ▶ 본문: As you can see, he created a green tree by spraying green </w:t>
-      </w:r>
-      <w:r>
-        <w:rPr>
-          <w:b w:val="0"/>
-          <w:i w:val="0"/>
-          <w:sz w:val="20"/>
-          <w:u w:val="none"/>
-        </w:rPr>
-        <w:t>__________</w:t>
-      </w:r>
-      <w:r>
-        <w:rPr>
-          <w:b w:val="0"/>
-          <w:i w:val="0"/>
-          <w:sz w:val="20"/>
-          <w:u w:val="none"/>
-        </w:rPr>
-        <w:t xml:space="preserve"> on a wall behind a leafless tree. — 여기서 he = </w:t>
+        <w:rPr>
+          <w:b w:val="0"/>
+          <w:i w:val="0"/>
+          <w:sz w:val="20"/>
+          <w:u w:val="none"/>
+        </w:rPr>
+        <w:t xml:space="preserve"> → 우리말 뜻: </w:t>
       </w:r>
       <w:r>
         <w:rPr>
@@ -6238,8 +6187,8 @@
           <w:type w:val="continuous"/>
           <w:pgSz w:w="11906" w:h="16838"/>
           <w:pgMar w:top="680" w:right="794" w:bottom="624" w:left="794" w:header="720" w:footer="720" w:gutter="0"/>
+          <w:docGrid w:linePitch="360"/>
           <w:cols w:num="2" w:space="396" w:sep="1"/>
-          <w:docGrid w:linePitch="360"/>
         </w:sectPr>
       </w:pPr>
     </w:p>
@@ -6743,14 +6692,14 @@
           <w:sz w:val="18"/>
           <w:u w:val="none"/>
         </w:rPr>
-        <w:t xml:space="preserve"> (1) pleasure (2) area (3) internationally (4) nature (5) tiny → paint / Banksy</w:t>
+        <w:t xml:space="preserve"> (1) hip (2) artwork (3) leafless (4) lively → hall / (공공의) 건물</w:t>
       </w:r>
     </w:p>
     <w:sectPr>
       <w:pgSz w:w="11906" w:h="16838"/>
       <w:pgMar w:top="680" w:right="794" w:bottom="624" w:left="794" w:header="720" w:footer="720" w:gutter="0"/>
+      <w:docGrid w:linePitch="360"/>
       <w:cols w:num="1" w:space="396"/>
-      <w:docGrid w:linePitch="360"/>
     </w:sectPr>
   </w:body>
 </w:document>
